--- a/assets/CV (Shih-Ni Prim_September_2025).docx
+++ b/assets/CV (Shih-Ni Prim_September_2025).docx
@@ -721,7 +721,39 @@
           <w:sz w:val="22"/>
           <w:szCs w:val="22"/>
         </w:rPr>
-        <w:t xml:space="preserve">valid inference, inferential model, </w:t>
+        <w:t xml:space="preserve">valid </w:t>
+      </w:r>
+      <w:r>
+        <w:rPr>
+          <w:rFonts w:asciiTheme="minorHAnsi" w:hAnsiTheme="minorHAnsi" w:cstheme="minorHAnsi"/>
+          <w:sz w:val="22"/>
+          <w:szCs w:val="22"/>
+        </w:rPr>
+        <w:t xml:space="preserve">decision making using </w:t>
+      </w:r>
+      <w:r>
+        <w:rPr>
+          <w:rFonts w:asciiTheme="minorHAnsi" w:hAnsiTheme="minorHAnsi" w:cstheme="minorHAnsi"/>
+          <w:sz w:val="22"/>
+          <w:szCs w:val="22"/>
+        </w:rPr>
+        <w:t>inferential model</w:t>
+      </w:r>
+      <w:r>
+        <w:rPr>
+          <w:rFonts w:asciiTheme="minorHAnsi" w:hAnsiTheme="minorHAnsi" w:cstheme="minorHAnsi"/>
+          <w:sz w:val="22"/>
+          <w:szCs w:val="22"/>
+        </w:rPr>
+        <w:t>s</w:t>
+      </w:r>
+      <w:r>
+        <w:rPr>
+          <w:rFonts w:asciiTheme="minorHAnsi" w:hAnsiTheme="minorHAnsi" w:cstheme="minorHAnsi"/>
+          <w:sz w:val="22"/>
+          <w:szCs w:val="22"/>
+        </w:rPr>
+        <w:t xml:space="preserve">, </w:t>
       </w:r>
       <w:r>
         <w:rPr>
@@ -889,15 +921,7 @@
           <w:sz w:val="22"/>
           <w:szCs w:val="22"/>
         </w:rPr>
-        <w:t>,</w:t>
-      </w:r>
-      <w:r>
-        <w:rPr>
-          <w:rFonts w:asciiTheme="minorHAnsi" w:hAnsiTheme="minorHAnsi" w:cstheme="minorHAnsi"/>
-          <w:sz w:val="22"/>
-          <w:szCs w:val="22"/>
-        </w:rPr>
-        <w:t xml:space="preserve"> </w:t>
+        <w:t xml:space="preserve">, </w:t>
       </w:r>
       <w:r>
         <w:rPr>
@@ -921,23 +945,7 @@
           <w:sz w:val="22"/>
           <w:szCs w:val="22"/>
         </w:rPr>
-        <w:t xml:space="preserve"> Hawkins</w:t>
-      </w:r>
-      <w:r>
-        <w:rPr>
-          <w:rFonts w:asciiTheme="minorHAnsi" w:hAnsiTheme="minorHAnsi" w:cstheme="minorHAnsi"/>
-          <w:sz w:val="22"/>
-          <w:szCs w:val="22"/>
-        </w:rPr>
-        <w:t xml:space="preserve"> </w:t>
-      </w:r>
-      <w:r>
-        <w:rPr>
-          <w:rFonts w:asciiTheme="minorHAnsi" w:hAnsiTheme="minorHAnsi" w:cstheme="minorHAnsi"/>
-          <w:sz w:val="22"/>
-          <w:szCs w:val="22"/>
-        </w:rPr>
-        <w:t>P</w:t>
+        <w:t xml:space="preserve"> Hawkins P</w:t>
       </w:r>
       <w:r>
         <w:rPr>
@@ -1009,15 +1017,7 @@
           <w:sz w:val="22"/>
           <w:szCs w:val="22"/>
         </w:rPr>
-        <w:t xml:space="preserve">. </w:t>
-      </w:r>
-      <w:r>
-        <w:rPr>
-          <w:rFonts w:asciiTheme="minorHAnsi" w:hAnsiTheme="minorHAnsi" w:cstheme="minorHAnsi"/>
-          <w:sz w:val="22"/>
-          <w:szCs w:val="22"/>
-        </w:rPr>
-        <w:t>“</w:t>
+        <w:t>. “</w:t>
       </w:r>
       <w:r>
         <w:rPr>
@@ -1033,15 +1033,7 @@
           <w:sz w:val="22"/>
           <w:szCs w:val="22"/>
         </w:rPr>
-        <w:t>.</w:t>
-      </w:r>
-      <w:r>
-        <w:rPr>
-          <w:rFonts w:asciiTheme="minorHAnsi" w:hAnsiTheme="minorHAnsi" w:cstheme="minorHAnsi"/>
-          <w:sz w:val="22"/>
-          <w:szCs w:val="22"/>
-        </w:rPr>
-        <w:t>”</w:t>
+        <w:t>.”</w:t>
       </w:r>
       <w:r>
         <w:rPr>
@@ -1356,19 +1348,8 @@
             <w:sz w:val="22"/>
             <w:szCs w:val="22"/>
           </w:rPr>
-          <w:t>go.ncsu.edu/</w:t>
+          <w:t>go.ncsu.edu/mlprimer</w:t>
         </w:r>
-        <w:proofErr w:type="spellStart"/>
-        <w:r>
-          <w:rPr>
-            <w:rStyle w:val="Hyperlink"/>
-            <w:rFonts w:asciiTheme="minorHAnsi" w:hAnsiTheme="minorHAnsi" w:cstheme="minorHAnsi"/>
-            <w:sz w:val="22"/>
-            <w:szCs w:val="22"/>
-          </w:rPr>
-          <w:t>mlprimer</w:t>
-        </w:r>
-        <w:proofErr w:type="spellEnd"/>
       </w:hyperlink>
       <w:r>
         <w:rPr>
@@ -1505,46 +1486,23 @@
           <w:sz w:val="22"/>
           <w:szCs w:val="22"/>
         </w:rPr>
-        <w:t>Handbook for Designing and Conducting Clinical and Translational Research: Translational Radiation Oncology</w:t>
-      </w:r>
-      <w:r>
-        <w:rPr>
-          <w:sz w:val="22"/>
-          <w:szCs w:val="22"/>
-        </w:rPr>
-        <w:t xml:space="preserve">, edited by Adam E. M. </w:t>
-      </w:r>
-      <w:proofErr w:type="spellStart"/>
-      <w:r>
-        <w:rPr>
-          <w:sz w:val="22"/>
-          <w:szCs w:val="22"/>
-        </w:rPr>
-        <w:t>Eltorai</w:t>
-      </w:r>
-      <w:proofErr w:type="spellEnd"/>
-      <w:r>
-        <w:rPr>
-          <w:sz w:val="22"/>
-          <w:szCs w:val="22"/>
-        </w:rPr>
-        <w:t xml:space="preserve">, Jeffrey A. Bakal, Daniel W. Kim, David E. </w:t>
-      </w:r>
-      <w:proofErr w:type="spellStart"/>
-      <w:r>
-        <w:rPr>
-          <w:sz w:val="22"/>
-          <w:szCs w:val="22"/>
-        </w:rPr>
-        <w:t>Wazer</w:t>
-      </w:r>
-      <w:proofErr w:type="spellEnd"/>
-      <w:r>
-        <w:rPr>
-          <w:sz w:val="22"/>
-          <w:szCs w:val="22"/>
-        </w:rPr>
-        <w:t>, Academic Press</w:t>
+        <w:t xml:space="preserve">Handbook for Designing and Conducting Clinical and Translational Research: Translational </w:t>
+      </w:r>
+      <w:r>
+        <w:rPr>
+          <w:rFonts w:asciiTheme="minorHAnsi" w:hAnsiTheme="minorHAnsi" w:cstheme="minorHAnsi"/>
+          <w:sz w:val="22"/>
+          <w:szCs w:val="22"/>
+        </w:rPr>
+        <w:lastRenderedPageBreak/>
+        <w:t>Radiation Oncology</w:t>
+      </w:r>
+      <w:r>
+        <w:rPr>
+          <w:sz w:val="22"/>
+          <w:szCs w:val="22"/>
+        </w:rPr>
+        <w:t>, edited by Adam E. M. Eltorai, Jeffrey A. Bakal, Daniel W. Kim, David E. Wazer, Academic Press</w:t>
       </w:r>
       <w:r>
         <w:rPr>
@@ -1575,7 +1533,6 @@
           <w:sz w:val="22"/>
           <w:szCs w:val="22"/>
         </w:rPr>
-        <w:lastRenderedPageBreak/>
         <w:t xml:space="preserve">Helis CA, </w:t>
       </w:r>
       <w:r>
@@ -1622,25 +1579,7 @@
           <w:sz w:val="22"/>
           <w:szCs w:val="22"/>
         </w:rPr>
-        <w:t xml:space="preserve">, Cramer CK, Strowd R, Lesser GJ, White JJ, Tatter SB, Laxton AW, Whitlow C, Lo H, </w:t>
-      </w:r>
-      <w:proofErr w:type="spellStart"/>
-      <w:r>
-        <w:rPr>
-          <w:rFonts w:asciiTheme="minorHAnsi" w:hAnsiTheme="minorHAnsi" w:cstheme="minorHAnsi"/>
-          <w:sz w:val="22"/>
-          <w:szCs w:val="22"/>
-        </w:rPr>
-        <w:t>Debinski</w:t>
-      </w:r>
-      <w:proofErr w:type="spellEnd"/>
-      <w:r>
-        <w:rPr>
-          <w:rFonts w:asciiTheme="minorHAnsi" w:hAnsiTheme="minorHAnsi" w:cstheme="minorHAnsi"/>
-          <w:sz w:val="22"/>
-          <w:szCs w:val="22"/>
-        </w:rPr>
-        <w:t xml:space="preserve"> W, Ververs JD, Black PJ, Chan MD</w:t>
+        <w:t>, Cramer CK, Strowd R, Lesser GJ, White JJ, Tatter SB, Laxton AW, Whitlow C, Lo H, Debinski W, Ververs JD, Black PJ, Chan MD</w:t>
       </w:r>
       <w:r>
         <w:rPr>
@@ -2269,25 +2208,7 @@
           <w:sz w:val="22"/>
           <w:szCs w:val="22"/>
         </w:rPr>
-        <w:t xml:space="preserve">Paper uploaded to </w:t>
-      </w:r>
-      <w:proofErr w:type="spellStart"/>
-      <w:r>
-        <w:rPr>
-          <w:rFonts w:asciiTheme="minorHAnsi" w:hAnsiTheme="minorHAnsi" w:cstheme="minorHAnsi"/>
-          <w:sz w:val="22"/>
-          <w:szCs w:val="22"/>
-        </w:rPr>
-        <w:t>arXiv</w:t>
-      </w:r>
-      <w:proofErr w:type="spellEnd"/>
-      <w:r>
-        <w:rPr>
-          <w:rFonts w:asciiTheme="minorHAnsi" w:hAnsiTheme="minorHAnsi" w:cstheme="minorHAnsi"/>
-          <w:sz w:val="22"/>
-          <w:szCs w:val="22"/>
-        </w:rPr>
-        <w:t xml:space="preserve"> and under review at Journal of the American Statistical Association</w:t>
+        <w:t>Paper uploaded to arXiv and under review at Journal of the American Statistical Association</w:t>
       </w:r>
     </w:p>
     <w:p>
@@ -2840,7 +2761,6 @@
           <w:sz w:val="22"/>
           <w:szCs w:val="22"/>
         </w:rPr>
-        <w:lastRenderedPageBreak/>
         <w:t xml:space="preserve">North Carolina State University, </w:t>
       </w:r>
       <w:r>
@@ -3881,7 +3801,6 @@
           <w:sz w:val="22"/>
           <w:szCs w:val="22"/>
         </w:rPr>
-        <w:lastRenderedPageBreak/>
         <w:t>Languages</w:t>
       </w:r>
     </w:p>
@@ -4104,35 +4023,7 @@
           <w:sz w:val="22"/>
           <w:szCs w:val="22"/>
         </w:rPr>
-        <w:t xml:space="preserve">Email: </w:t>
-      </w:r>
-      <w:proofErr w:type="spellStart"/>
-      <w:proofErr w:type="gramStart"/>
-      <w:r>
-        <w:rPr>
-          <w:rFonts w:asciiTheme="minorHAnsi" w:hAnsiTheme="minorHAnsi" w:cstheme="minorHAnsi"/>
-          <w:sz w:val="22"/>
-          <w:szCs w:val="22"/>
-        </w:rPr>
-        <w:t>bjreich</w:t>
-      </w:r>
-      <w:proofErr w:type="spellEnd"/>
-      <w:r>
-        <w:rPr>
-          <w:rFonts w:asciiTheme="minorHAnsi" w:hAnsiTheme="minorHAnsi" w:cstheme="minorHAnsi"/>
-          <w:sz w:val="22"/>
-          <w:szCs w:val="22"/>
-        </w:rPr>
-        <w:t xml:space="preserve"> @</w:t>
-      </w:r>
-      <w:proofErr w:type="gramEnd"/>
-      <w:r>
-        <w:rPr>
-          <w:rFonts w:asciiTheme="minorHAnsi" w:hAnsiTheme="minorHAnsi" w:cstheme="minorHAnsi"/>
-          <w:sz w:val="22"/>
-          <w:szCs w:val="22"/>
-        </w:rPr>
-        <w:t>ncsu.edu</w:t>
+        <w:t>Email: bjreich @ncsu.edu</w:t>
       </w:r>
     </w:p>
     <w:p>
@@ -4772,18 +4663,8 @@
           <w:sz w:val="22"/>
           <w:szCs w:val="22"/>
         </w:rPr>
-        <w:t xml:space="preserve">Das Lied von der </w:t>
-      </w:r>
-      <w:proofErr w:type="spellStart"/>
-      <w:r>
-        <w:rPr>
-          <w:i/>
-          <w:sz w:val="22"/>
-          <w:szCs w:val="22"/>
-        </w:rPr>
-        <w:t>Erde</w:t>
-      </w:r>
-      <w:proofErr w:type="spellEnd"/>
+        <w:t>Das Lied von der Erde</w:t>
+      </w:r>
       <w:r>
         <w:rPr>
           <w:sz w:val="22"/>
@@ -8108,6 +7989,7 @@
   <w:style w:type="character" w:default="1" w:styleId="DefaultParagraphFont">
     <w:name w:val="Default Paragraph Font"/>
     <w:uiPriority w:val="1"/>
+    <w:semiHidden/>
     <w:unhideWhenUsed/>
   </w:style>
   <w:style w:type="table" w:default="1" w:styleId="TableNormal">

--- a/assets/CV (Shih-Ni Prim_September_2025).docx
+++ b/assets/CV (Shih-Ni Prim_September_2025).docx
@@ -168,7 +168,31 @@
           <w:sz w:val="22"/>
           <w:szCs w:val="22"/>
         </w:rPr>
-        <w:t>Ryan Martin and Jonathan Williams</w:t>
+        <w:t xml:space="preserve">Brian Reich, </w:t>
+      </w:r>
+      <w:r>
+        <w:rPr>
+          <w:rFonts w:asciiTheme="minorHAnsi" w:hAnsiTheme="minorHAnsi" w:cstheme="minorHAnsi"/>
+          <w:sz w:val="22"/>
+          <w:szCs w:val="22"/>
+        </w:rPr>
+        <w:t>Ryan Martin</w:t>
+      </w:r>
+      <w:r>
+        <w:rPr>
+          <w:rFonts w:asciiTheme="minorHAnsi" w:hAnsiTheme="minorHAnsi" w:cstheme="minorHAnsi"/>
+          <w:sz w:val="22"/>
+          <w:szCs w:val="22"/>
+        </w:rPr>
+        <w:t>,</w:t>
+      </w:r>
+      <w:r>
+        <w:rPr>
+          <w:rFonts w:asciiTheme="minorHAnsi" w:hAnsiTheme="minorHAnsi" w:cstheme="minorHAnsi"/>
+          <w:sz w:val="22"/>
+          <w:szCs w:val="22"/>
+        </w:rPr>
+        <w:t xml:space="preserve"> and Jonathan Williams</w:t>
       </w:r>
     </w:p>
     <w:p>
@@ -207,7 +231,25 @@
           <w:sz w:val="22"/>
           <w:szCs w:val="22"/>
         </w:rPr>
-        <w:t>Expected graduation date: May 2026</w:t>
+        <w:t xml:space="preserve">Expected graduation date: </w:t>
+      </w:r>
+      <w:r>
+        <w:rPr>
+          <w:rFonts w:asciiTheme="minorHAnsi" w:hAnsiTheme="minorHAnsi" w:cstheme="minorHAnsi"/>
+          <w:bCs/>
+          <w:sz w:val="22"/>
+          <w:szCs w:val="22"/>
+        </w:rPr>
+        <w:t>August</w:t>
+      </w:r>
+      <w:r>
+        <w:rPr>
+          <w:rFonts w:asciiTheme="minorHAnsi" w:hAnsiTheme="minorHAnsi" w:cstheme="minorHAnsi"/>
+          <w:bCs/>
+          <w:sz w:val="22"/>
+          <w:szCs w:val="22"/>
+        </w:rPr>
+        <w:t xml:space="preserve"> 2026</w:t>
       </w:r>
     </w:p>
     <w:p>
